--- a/az/scientists/CV/Word/Abdullayev_Shuay_CV_AZ.docx
+++ b/az/scientists/CV/Word/Abdullayev_Shuay_CV_AZ.docx
@@ -501,7 +501,7 @@
           <w:sz w:val="21"/>
           <w:szCs w:val="21"/>
         </w:rPr>
-        <w:t>Şuay Abdullayev Corciya Universitetinin Complex Carbohydrate Research Center-də, Afina şəhərində (Corciya ştatı), Prof. David Crich qrupunda postdoktorant-tədqiqatçıdır. 2021-ci ildə Montréal Québec Universitetində (UQAM) üzvi kimya üzrə PhD dərəcəsi alıb. Dissertasiyanın mövzusu terapevtik glikonanomaterialların sintezi olub, elmi rəhbər Prof. René Roydur. Bundan əvvəl Bakı Dövlət Universitetində və Université Claude Bernard Lyon 1-də kimya oxuyub. CV-də göstərilən məqalələr qalektin liqandları, sialilli oliqosakaridlər, neoqlikolipidlər və əlaqəli karbohidrat kimyasına aiddir. CV-də h-indeks 4 kimi verilib.</w:t>
+        <w:t>Şuay Abdullayev Corciya Universitetinin Complex Carbohydrate Research Center-də, Afina şəhərində (Corciya ştatı), Prof. David Crich qrupunda postdoktorant-tədqiqatçıdır. 2021-ci ildə Montréal Québec Universitetində (UQAM) üzvi kimya üzrə PhD dərəcəsi alıb. Dissertasiyanın mövzusu terapevtik glikonanomaterialların sintezi olub, elmi rəhbər Prof. René Roydur. Bundan əvvəl Bakı Dövlət Universitetində və Université Claude Bernard Lyon 1-də kimya oxuyub.Məqalələr qalektin liqandları, sialilli oliqosakaridlər, neoqlikolipidlər və əlaqəli karbohidrat kimyasına aiddir. h-indeks: 4.</w:t>
       </w:r>
     </w:p>
     <w:p>
